--- a/drafts/04/04-ВУ-НЮ/11-ПТ-Антипи.docx
+++ b/drafts/04/04-ВУ-НЮ/11-ПТ-Антипи.docx
@@ -3349,7 +3349,7 @@
           <w:szCs w:val="24"/>
           <w:rtl w:val="0"/>
         </w:rPr>
-        <w:t xml:space="preserve"> Двох святих апостолів,* які знали, що ти, Христе, один із Тройці,* послав ти привести ослятко - жеребятко під'яремної,* щоб сповнилось пророцтво.* Принижуючи себе, на нього сядеш ти, Милосердний,* що на висотах з волі своєї приготовляєш місце тим,* які тебе люблять.* А тих, що в своєму безумстві піддались нерозумним пристрастям,* ти, Слове, вчиниш розумними,* щоб вони кликали до тебе: Осанна!</w:t>
+        <w:t xml:space="preserve"> Двох святих апостолів,* які знали, що ти, Христе, один із Тройці,* послав ти привести ослятко - жереб’я під’яремної,* щоб сповнилось пророцтво.* Принижуючи себе, на нього сядеш ти, Милосердний,* що на висотах з волі своєї приготовляєш місце тим,* які тебе люблять.* А тих, що в своєму безумстві піддались нерозумним пристрастям,* ти, Слове, вчиниш розумними,* щоб вони кликали до тебе: Осанна!</w:t>
       </w:r>
     </w:p>
     <w:p>
@@ -4068,16 +4068,16 @@
           <w:vertAlign w:val="baseline"/>
           <w:rtl w:val="0"/>
         </w:rPr>
-        <w:t xml:space="preserve"> і не порина́ючи від усескве́рних пі́дступів Чужи́нця, сла́вний;</w:t>
-      </w:r>
-      <w:r>
-        <w:rPr>
-          <w:rFonts w:ascii="Times New Roman" w:cs="Times New Roman" w:eastAsia="Times New Roman" w:hAnsi="Times New Roman"/>
-          <w:sz w:val="24"/>
-          <w:szCs w:val="24"/>
-          <w:rtl w:val="0"/>
-        </w:rPr>
-        <w:t xml:space="preserve">*</w:t>
+        <w:t xml:space="preserve"> і не порина́ючи від усескве́рних пі́дступів </w:t>
+      </w:r>
+      <w:r>
+        <w:rPr>
+          <w:rFonts w:ascii="Times New Roman" w:cs="Times New Roman" w:eastAsia="Times New Roman" w:hAnsi="Times New Roman"/>
+          <w:sz w:val="24"/>
+          <w:szCs w:val="24"/>
+          <w:rtl w:val="0"/>
+        </w:rPr>
+        <w:t xml:space="preserve">Ч</w:t>
       </w:r>
       <w:r>
         <w:rPr>
@@ -4094,7 +4094,7 @@
           <w:vertAlign w:val="baseline"/>
           <w:rtl w:val="0"/>
         </w:rPr>
-        <w:t xml:space="preserve"> а си́льно постражда́вши</w:t>
+        <w:t xml:space="preserve">ужи́нця, сла́вний;</w:t>
       </w:r>
       <w:r>
         <w:rPr>
@@ -4120,7 +4120,7 @@
           <w:vertAlign w:val="baseline"/>
           <w:rtl w:val="0"/>
         </w:rPr>
-        <w:t xml:space="preserve"> і во́рога подола́вши,</w:t>
+        <w:t xml:space="preserve"> а си́льно постражда́вши</w:t>
       </w:r>
       <w:r>
         <w:rPr>
@@ -4146,7 +4146,7 @@
           <w:vertAlign w:val="baseline"/>
           <w:rtl w:val="0"/>
         </w:rPr>
-        <w:t xml:space="preserve"> до Христа́ перейшо́в ти,</w:t>
+        <w:t xml:space="preserve"> і во́рога подола́вши,</w:t>
       </w:r>
       <w:r>
         <w:rPr>
@@ -4172,6 +4172,32 @@
           <w:vertAlign w:val="baseline"/>
           <w:rtl w:val="0"/>
         </w:rPr>
+        <w:t xml:space="preserve"> до Христа́ перейшо́в ти,</w:t>
+      </w:r>
+      <w:r>
+        <w:rPr>
+          <w:rFonts w:ascii="Times New Roman" w:cs="Times New Roman" w:eastAsia="Times New Roman" w:hAnsi="Times New Roman"/>
+          <w:sz w:val="24"/>
+          <w:szCs w:val="24"/>
+          <w:rtl w:val="0"/>
+        </w:rPr>
+        <w:t xml:space="preserve">*</w:t>
+      </w:r>
+      <w:r>
+        <w:rPr>
+          <w:rFonts w:ascii="Times New Roman" w:cs="Times New Roman" w:eastAsia="Times New Roman" w:hAnsi="Times New Roman"/>
+          <w:b w:val="0"/>
+          <w:i w:val="0"/>
+          <w:smallCaps w:val="0"/>
+          <w:strike w:val="0"/>
+          <w:color w:val="000000"/>
+          <w:sz w:val="24"/>
+          <w:szCs w:val="24"/>
+          <w:u w:val="none"/>
+          <w:shd w:fill="auto" w:val="clear"/>
+          <w:vertAlign w:val="baseline"/>
+          <w:rtl w:val="0"/>
+        </w:rPr>
         <w:t xml:space="preserve"> стражда́нню </w:t>
       </w:r>
       <w:r>
@@ -4181,7 +4207,7 @@
           <w:szCs w:val="24"/>
           <w:rtl w:val="0"/>
         </w:rPr>
-        <w:t xml:space="preserve">я</w:t>
+        <w:t xml:space="preserve">Я</w:t>
       </w:r>
       <w:r>
         <w:rPr>
@@ -4715,7 +4741,7 @@
           <w:szCs w:val="24"/>
           <w:rtl w:val="0"/>
         </w:rPr>
-        <w:t xml:space="preserve">ц</w:t>
+        <w:t xml:space="preserve">с</w:t>
       </w:r>
       <w:r>
         <w:rPr>
